--- a/downloads/teacher/05 Materials/Unit 06/Handouts/Handout 06.16 - Cook Day Duty List and Pre-Flight Check.docx
+++ b/downloads/teacher/05 Materials/Unit 06/Handouts/Handout 06.16 - Cook Day Duty List and Pre-Flight Check.docx
@@ -2238,363 +2238,6 @@
         </w:rPr>
         <w:t xml:space="preserve">Before it happens</w:t>
       </w:r>
-      <w:r>
-        <w:t xml:space="preserve"> </w:t>
-      </w:r>
-      <w:r>
-        <w:t xml:space="preserve">- The critical path step is in block</w:t>
-      </w:r>
-      <w:r>
-        <w:t xml:space="preserve"> </w:t>
-      </w:r>
-      <w:r>
-        <w:rPr>
-          <w:b/>
-        </w:rPr>
-        <w:t xml:space="preserve">0 to 5</w:t>
-      </w:r>
-      <w:r>
-        <w:t xml:space="preserve">. Not later.</w:t>
-      </w:r>
-      <w:r>
-        <w:t xml:space="preserve"> </w:t>
-      </w:r>
-      <w:r>
-        <w:t xml:space="preserve">- Hot tap water. Cover the pot. Do not overfill it.</w:t>
-      </w:r>
-      <w:r>
-        <w:t xml:space="preserve"> </w:t>
-      </w:r>
-      <w:r>
-        <w:t xml:space="preserve">- The teacher has the burners on and the oven preheating</w:t>
-      </w:r>
-      <w:r>
-        <w:t xml:space="preserve"> </w:t>
-      </w:r>
-      <w:r>
-        <w:rPr>
-          <w:b/>
-        </w:rPr>
-        <w:t xml:space="preserve">before the bell</w:t>
-      </w:r>
-      <w:r>
-        <w:t xml:space="preserve">.</w:t>
-      </w:r>
-      <w:r>
-        <w:t xml:space="preserve"> </w:t>
-      </w:r>
-      <w:r>
-        <w:t xml:space="preserve">- Pre-flight item 11 confirms it out loud in the first four minutes.</w:t>
-      </w:r>
-    </w:p>
-    <w:p>
-      <w:pPr>
-        <w:pStyle w:val="BodyText"/>
-      </w:pPr>
-      <w:r>
-        <w:rPr>
-          <w:b/>
-        </w:rPr>
-        <w:t xml:space="preserve">When it happens (the Station Manager calls it at minute 10, not minute 20)</w:t>
-      </w:r>
-      <w:r>
-        <w:t xml:space="preserve"> </w:t>
-      </w:r>
-      <w:r>
-        <w:t xml:space="preserve">Pick one of the three legal shortcuts:</w:t>
-      </w:r>
-      <w:r>
-        <w:t xml:space="preserve"> </w:t>
-      </w:r>
-      <w:r>
-        <w:t xml:space="preserve">1.</w:t>
-      </w:r>
-      <w:r>
-        <w:t xml:space="preserve"> </w:t>
-      </w:r>
-      <w:r>
-        <w:rPr>
-          <w:b/>
-        </w:rPr>
-        <w:t xml:space="preserve">Split the batch.</w:t>
-      </w:r>
-      <w:r>
-        <w:t xml:space="preserve"> </w:t>
-      </w:r>
-      <w:r>
-        <w:t xml:space="preserve">Two smaller pots or two trays cook faster than one big one.</w:t>
-      </w:r>
-      <w:r>
-        <w:t xml:space="preserve"> </w:t>
-      </w:r>
-      <w:r>
-        <w:t xml:space="preserve">2.</w:t>
-      </w:r>
-      <w:r>
-        <w:t xml:space="preserve"> </w:t>
-      </w:r>
-      <w:r>
-        <w:rPr>
-          <w:b/>
-        </w:rPr>
-        <w:t xml:space="preserve">Move it.</w:t>
-      </w:r>
-      <w:r>
-        <w:t xml:space="preserve"> </w:t>
-      </w:r>
-      <w:r>
-        <w:t xml:space="preserve">Second oven, toaster oven, or microwave for part of it.</w:t>
-      </w:r>
-      <w:r>
-        <w:t xml:space="preserve"> </w:t>
-      </w:r>
-      <w:r>
-        <w:t xml:space="preserve">3.</w:t>
-      </w:r>
-      <w:r>
-        <w:t xml:space="preserve"> </w:t>
-      </w:r>
-      <w:r>
-        <w:rPr>
-          <w:b/>
-        </w:rPr>
-        <w:t xml:space="preserve">Drop the last optional step.</w:t>
-      </w:r>
-      <w:r>
-        <w:t xml:space="preserve"> </w:t>
-      </w:r>
-      <w:r>
-        <w:t xml:space="preserve">No second cheese layer, no garnish. Serve on time.</w:t>
-      </w:r>
-    </w:p>
-    <w:p>
-      <w:pPr>
-        <w:pStyle w:val="BodyText"/>
-      </w:pPr>
-      <w:r>
-        <w:rPr>
-          <w:b/>
-        </w:rPr>
-        <w:t xml:space="preserve">THE RULE: the clock is not negotiable, the presentation is. A dish served plain and on time beats a perfect dish nobody eats.</w:t>
-      </w:r>
-    </w:p>
-    <w:p>
-      <w:pPr>
-        <w:pStyle w:val="Heading2"/>
-      </w:pPr>
-      <w:bookmarkStart w:id="33" w:name="Xab4130bd0561dcd0c6e430b7cc62f5aec933ec8"/>
-      <w:r>
-        <w:t xml:space="preserve">2. EVERYTHING FINISHES AT THE SAME MINUTE AND THE SERVING TABLE JAMS</w:t>
-      </w:r>
-      <w:bookmarkEnd w:id="33"/>
-    </w:p>
-    <w:p>
-      <w:pPr>
-        <w:pStyle w:val="FirstParagraph"/>
-      </w:pPr>
-      <w:r>
-        <w:t xml:space="preserve">Four dishes arrive at minute 27, one Plate Builder is trying to plate 30 covers, and the bell wins.</w:t>
-      </w:r>
-    </w:p>
-    <w:p>
-      <w:pPr>
-        <w:pStyle w:val="BodyText"/>
-      </w:pPr>
-      <w:r>
-        <w:rPr>
-          <w:b/>
-        </w:rPr>
-        <w:t xml:space="preserve">Before it happens</w:t>
-      </w:r>
-      <w:r>
-        <w:t xml:space="preserve"> </w:t>
-      </w:r>
-      <w:r>
-        <w:t xml:space="preserve">- The serve times are</w:t>
-      </w:r>
-      <w:r>
-        <w:t xml:space="preserve"> </w:t>
-      </w:r>
-      <w:r>
-        <w:rPr>
-          <w:b/>
-        </w:rPr>
-        <w:t xml:space="preserve">staggered in red</w:t>
-      </w:r>
-      <w:r>
-        <w:t xml:space="preserve"> </w:t>
-      </w:r>
-      <w:r>
-        <w:t xml:space="preserve">on the class master flowchart. One station serves at 24, one at 26, the side and the dessert last.</w:t>
-      </w:r>
-      <w:r>
-        <w:t xml:space="preserve"> </w:t>
-      </w:r>
-      <w:r>
-        <w:t xml:space="preserve">- The</w:t>
-      </w:r>
-      <w:r>
-        <w:t xml:space="preserve"> </w:t>
-      </w:r>
-      <w:r>
-        <w:rPr>
-          <w:b/>
-        </w:rPr>
-        <w:t xml:space="preserve">30 plates are already set during block one</w:t>
-      </w:r>
-      <w:r>
-        <w:t xml:space="preserve"> </w:t>
-      </w:r>
-      <w:r>
-        <w:t xml:space="preserve">by the service station. Nothing waits on plates.</w:t>
-      </w:r>
-      <w:r>
-        <w:t xml:space="preserve"> </w:t>
-      </w:r>
-      <w:r>
-        <w:t xml:space="preserve">-</w:t>
-      </w:r>
-      <w:r>
-        <w:t xml:space="preserve"> </w:t>
-      </w:r>
-      <w:r>
-        <w:rPr>
-          <w:b/>
-        </w:rPr>
-        <w:t xml:space="preserve">Two Plate Builders</w:t>
-      </w:r>
-      <w:r>
-        <w:t xml:space="preserve">, not one, work the table from opposite ends.</w:t>
-      </w:r>
-    </w:p>
-    <w:p>
-      <w:pPr>
-        <w:pStyle w:val="BodyText"/>
-      </w:pPr>
-      <w:r>
-        <w:rPr>
-          <w:b/>
-        </w:rPr>
-        <w:t xml:space="preserve">When it happens</w:t>
-      </w:r>
-      <w:r>
-        <w:t xml:space="preserve"> </w:t>
-      </w:r>
-      <w:r>
-        <w:t xml:space="preserve">- The teacher calls</w:t>
-      </w:r>
-      <w:r>
-        <w:t xml:space="preserve"> </w:t>
-      </w:r>
-      <w:r>
-        <w:t xml:space="preserve">“</w:t>
-      </w:r>
-      <w:r>
-        <w:t xml:space="preserve">plates down at 29</w:t>
-      </w:r>
-      <w:r>
-        <w:t xml:space="preserve">”</w:t>
-      </w:r>
-      <w:r>
-        <w:t xml:space="preserve"> </w:t>
-      </w:r>
-      <w:r>
-        <w:t xml:space="preserve">at minute 24 and again at minute 27.</w:t>
-      </w:r>
-      <w:r>
-        <w:t xml:space="preserve"> </w:t>
-      </w:r>
-      <w:r>
-        <w:t xml:space="preserve">- At minute 29 plates go down whatever state the dish is in.</w:t>
-      </w:r>
-      <w:r>
-        <w:t xml:space="preserve"> </w:t>
-      </w:r>
-      <w:r>
-        <w:t xml:space="preserve">- A dish that is still not ready gets carried to the tables by its own Head Cook during the eat block.</w:t>
-      </w:r>
-    </w:p>
-    <w:p>
-      <w:pPr>
-        <w:pStyle w:val="BodyText"/>
-      </w:pPr>
-      <w:r>
-        <w:rPr>
-          <w:b/>
-        </w:rPr>
-        <w:t xml:space="preserve">THE RULE: the clock is not negotiable, the presentation is.</w:t>
-      </w:r>
-    </w:p>
-    <w:p>
-      <w:pPr>
-        <w:pStyle w:val="Heading2"/>
-      </w:pPr>
-      <w:bookmarkStart w:id="34" w:name="the-third-thing-and-it-is-the-teacher"/>
-      <w:r>
-        <w:t xml:space="preserve">The third thing, and it is the teacher</w:t>
-      </w:r>
-      <w:bookmarkEnd w:id="34"/>
-    </w:p>
-    <w:p>
-      <w:pPr>
-        <w:pStyle w:val="FirstParagraph"/>
-      </w:pPr>
-      <w:r>
-        <w:t xml:space="preserve">The drain and the oven both need the teacher. If two stations need the teacher at the same minute,</w:t>
-      </w:r>
-      <w:r>
-        <w:t xml:space="preserve"> </w:t>
-      </w:r>
-      <w:r>
-        <w:rPr>
-          <w:b/>
-        </w:rPr>
-        <w:t xml:space="preserve">both wait</w:t>
-      </w:r>
-      <w:r>
-        <w:t xml:space="preserve">. That is why the master flowchart staggers the teacher-call minutes in red. Know your minute. Do not ask early and do not ask late.</w:t>
-      </w:r>
-    </w:p>
-    <w:p>
-      <w:r>
-        <w:br w:type="page"/>
-      </w:r>
-    </w:p>
-    <w:p>
-      <w:pPr>
-        <w:pStyle w:val="Heading1"/>
-      </w:pPr>
-      <w:bookmarkStart w:id="35" w:name="page-4.-the-station-check-sheet"/>
-      <w:r>
-        <w:t xml:space="preserve">Page 4. The Station Check Sheet</w:t>
-      </w:r>
-      <w:bookmarkEnd w:id="35"/>
-    </w:p>
-    <w:p>
-      <w:pPr>
-        <w:pStyle w:val="FirstParagraph"/>
-      </w:pPr>
-      <w:r>
-        <w:t xml:space="preserve">Station: ______ Day: 1 / 2 Date: __________ Station Manager: ______________</w:t>
-      </w:r>
-    </w:p>
-    <w:p>
-      <w:pPr>
-        <w:pStyle w:val="BodyText"/>
-      </w:pPr>
-      <w:r>
-        <w:t xml:space="preserve">The station does not leave until every box is checked and the sheet is signed.</w:t>
-      </w:r>
-    </w:p>
-    <w:p>
-      <w:pPr>
-        <w:pStyle w:val="Heading2"/>
-      </w:pPr>
-      <w:bookmarkStart w:id="36" w:name="zone-1-tables-and-covers"/>
-      <w:r>
-        <w:t xml:space="preserve">Zone 1: Tables and covers</w:t>
-      </w:r>
-      <w:bookmarkEnd w:id="36"/>
     </w:p>
     <w:p>
       <w:pPr>
@@ -2605,7 +2248,19 @@
         <w:pStyle w:val="Compact"/>
       </w:pPr>
       <w:r>
-        <w:t xml:space="preserve">☐ Every plate, fork, cup, and napkin cleared</w:t>
+        <w:t xml:space="preserve">The critical path step is in block</w:t>
+      </w:r>
+      <w:r>
+        <w:t xml:space="preserve"> </w:t>
+      </w:r>
+      <w:r>
+        <w:rPr>
+          <w:b/>
+        </w:rPr>
+        <w:t xml:space="preserve">0 to 5</w:t>
+      </w:r>
+      <w:r>
+        <w:t xml:space="preserve">. Not later.</w:t>
       </w:r>
     </w:p>
     <w:p>
@@ -2617,7 +2272,7 @@
         <w:pStyle w:val="Compact"/>
       </w:pPr>
       <w:r>
-        <w:t xml:space="preserve">☐ Tables wiped</w:t>
+        <w:t xml:space="preserve">Hot tap water. Cover the pot. Do not overfill it.</w:t>
       </w:r>
     </w:p>
     <w:p>
@@ -2629,18 +2284,49 @@
         <w:pStyle w:val="Compact"/>
       </w:pPr>
       <w:r>
-        <w:t xml:space="preserve">☐ Chairs in</w:t>
-      </w:r>
-    </w:p>
-    <w:p>
-      <w:pPr>
-        <w:pStyle w:val="Heading2"/>
-      </w:pPr>
-      <w:bookmarkStart w:id="37" w:name="zone-2-sink-and-dishes"/>
-      <w:r>
-        <w:t xml:space="preserve">Zone 2: Sink and dishes</w:t>
-      </w:r>
-      <w:bookmarkEnd w:id="37"/>
+        <w:t xml:space="preserve">The teacher has the burners on and the oven preheating</w:t>
+      </w:r>
+      <w:r>
+        <w:t xml:space="preserve"> </w:t>
+      </w:r>
+      <w:r>
+        <w:rPr>
+          <w:b/>
+        </w:rPr>
+        <w:t xml:space="preserve">before the bell</w:t>
+      </w:r>
+      <w:r>
+        <w:t xml:space="preserve">.</w:t>
+      </w:r>
+    </w:p>
+    <w:p>
+      <w:pPr>
+        <w:numPr>
+          <w:ilvl w:val="0"/>
+          <w:numId w:val="1001"/>
+        </w:numPr>
+        <w:pStyle w:val="Compact"/>
+      </w:pPr>
+      <w:r>
+        <w:t xml:space="preserve">Pre-flight item 11 confirms it out loud in the first four minutes.</w:t>
+      </w:r>
+    </w:p>
+    <w:p>
+      <w:pPr>
+        <w:pStyle w:val="FirstParagraph"/>
+      </w:pPr>
+      <w:r>
+        <w:rPr>
+          <w:b/>
+        </w:rPr>
+        <w:t xml:space="preserve">When it happens (the Station Manager calls it at minute 10, not minute 20)</w:t>
+      </w:r>
+      <w:r>
+        <w:t xml:space="preserve"> </w:t>
+      </w:r>
+      <w:r>
+        <w:t xml:space="preserve">Pick one of the three legal shortcuts:</w:t>
+      </w:r>
     </w:p>
     <w:p>
       <w:pPr>
@@ -2651,7 +2337,16 @@
         <w:pStyle w:val="Compact"/>
       </w:pPr>
       <w:r>
-        <w:t xml:space="preserve">☐ Pots, pans, and bowls washed or rinsed and stacked</w:t>
+        <w:rPr>
+          <w:b/>
+        </w:rPr>
+        <w:t xml:space="preserve">Split the batch.</w:t>
+      </w:r>
+      <w:r>
+        <w:t xml:space="preserve"> </w:t>
+      </w:r>
+      <w:r>
+        <w:t xml:space="preserve">Two smaller pots or two trays cook faster than one big one.</w:t>
       </w:r>
     </w:p>
     <w:p>
@@ -2663,7 +2358,16 @@
         <w:pStyle w:val="Compact"/>
       </w:pPr>
       <w:r>
-        <w:t xml:space="preserve">☐ Utensils washed</w:t>
+        <w:rPr>
+          <w:b/>
+        </w:rPr>
+        <w:t xml:space="preserve">Move it.</w:t>
+      </w:r>
+      <w:r>
+        <w:t xml:space="preserve"> </w:t>
+      </w:r>
+      <w:r>
+        <w:t xml:space="preserve">Second oven, toaster oven, or microwave for part of it.</w:t>
       </w:r>
     </w:p>
     <w:p>
@@ -2675,18 +2379,57 @@
         <w:pStyle w:val="Compact"/>
       </w:pPr>
       <w:r>
-        <w:t xml:space="preserve">☐ Sink wiped, no standing water, no food in the drain</w:t>
+        <w:rPr>
+          <w:b/>
+        </w:rPr>
+        <w:t xml:space="preserve">Drop the last optional step.</w:t>
+      </w:r>
+      <w:r>
+        <w:t xml:space="preserve"> </w:t>
+      </w:r>
+      <w:r>
+        <w:t xml:space="preserve">No second cheese layer, no garnish. Serve on time.</w:t>
+      </w:r>
+    </w:p>
+    <w:p>
+      <w:pPr>
+        <w:pStyle w:val="FirstParagraph"/>
+      </w:pPr>
+      <w:r>
+        <w:rPr>
+          <w:b/>
+        </w:rPr>
+        <w:t xml:space="preserve">THE RULE: the clock is not negotiable, the presentation is. A dish served plain and on time beats a perfect dish nobody eats.</w:t>
       </w:r>
     </w:p>
     <w:p>
       <w:pPr>
         <w:pStyle w:val="Heading2"/>
       </w:pPr>
-      <w:bookmarkStart w:id="38" w:name="zone-3-surfaces-stove-and-oven-area"/>
-      <w:r>
-        <w:t xml:space="preserve">Zone 3: Surfaces, stove, and oven area</w:t>
-      </w:r>
-      <w:bookmarkEnd w:id="38"/>
+      <w:bookmarkStart w:id="33" w:name="Xab4130bd0561dcd0c6e430b7cc62f5aec933ec8"/>
+      <w:r>
+        <w:t xml:space="preserve">2. EVERYTHING FINISHES AT THE SAME MINUTE AND THE SERVING TABLE JAMS</w:t>
+      </w:r>
+      <w:bookmarkEnd w:id="33"/>
+    </w:p>
+    <w:p>
+      <w:pPr>
+        <w:pStyle w:val="FirstParagraph"/>
+      </w:pPr>
+      <w:r>
+        <w:t xml:space="preserve">Four dishes arrive at minute 27, one Plate Builder is trying to plate 30 covers, and the bell wins.</w:t>
+      </w:r>
+    </w:p>
+    <w:p>
+      <w:pPr>
+        <w:pStyle w:val="BodyText"/>
+      </w:pPr>
+      <w:r>
+        <w:rPr>
+          <w:b/>
+        </w:rPr>
+        <w:t xml:space="preserve">Before it happens</w:t>
+      </w:r>
     </w:p>
     <w:p>
       <w:pPr>
@@ -2697,7 +2440,22 @@
         <w:pStyle w:val="Compact"/>
       </w:pPr>
       <w:r>
-        <w:t xml:space="preserve">☐ Counters sanitized</w:t>
+        <w:t xml:space="preserve">The serve times are</w:t>
+      </w:r>
+      <w:r>
+        <w:t xml:space="preserve"> </w:t>
+      </w:r>
+      <w:r>
+        <w:rPr>
+          <w:b/>
+        </w:rPr>
+        <w:t xml:space="preserve">staggered in red</w:t>
+      </w:r>
+      <w:r>
+        <w:t xml:space="preserve"> </w:t>
+      </w:r>
+      <w:r>
+        <w:t xml:space="preserve">on the class master flowchart. One station serves at 24, one at 26, the side and the dessert last.</w:t>
       </w:r>
     </w:p>
     <w:p>
@@ -2709,7 +2467,22 @@
         <w:pStyle w:val="Compact"/>
       </w:pPr>
       <w:r>
-        <w:t xml:space="preserve">☐ Stovetop wiped</w:t>
+        <w:t xml:space="preserve">The</w:t>
+      </w:r>
+      <w:r>
+        <w:t xml:space="preserve"> </w:t>
+      </w:r>
+      <w:r>
+        <w:rPr>
+          <w:b/>
+        </w:rPr>
+        <w:t xml:space="preserve">30 plates are already set during block one</w:t>
+      </w:r>
+      <w:r>
+        <w:t xml:space="preserve"> </w:t>
+      </w:r>
+      <w:r>
+        <w:t xml:space="preserve">by the service station. Nothing waits on plates.</w:t>
       </w:r>
     </w:p>
     <w:p>
@@ -2721,39 +2494,25 @@
         <w:pStyle w:val="Compact"/>
       </w:pPr>
       <w:r>
-        <w:t xml:space="preserve">☐</w:t>
-      </w:r>
-      <w:r>
-        <w:t xml:space="preserve"> </w:t>
-      </w:r>
-      <w:r>
         <w:rPr>
           <w:b/>
         </w:rPr>
-        <w:t xml:space="preserve">Every burner OFF, confirmed by the Station Manager AND by the teacher</w:t>
-      </w:r>
-    </w:p>
-    <w:p>
-      <w:pPr>
-        <w:numPr>
-          <w:ilvl w:val="0"/>
-          <w:numId w:val="1003"/>
-        </w:numPr>
-        <w:pStyle w:val="Compact"/>
-      </w:pPr>
-      <w:r>
-        <w:t xml:space="preserve">☐ Oven off, oven area wiped, nothing left inside</w:t>
-      </w:r>
-    </w:p>
-    <w:p>
-      <w:pPr>
-        <w:pStyle w:val="Heading2"/>
-      </w:pPr>
-      <w:bookmarkStart w:id="39" w:name="zone-4-floor-trash-recycling-tools"/>
-      <w:r>
-        <w:t xml:space="preserve">Zone 4: Floor, trash, recycling, tools</w:t>
-      </w:r>
-      <w:bookmarkEnd w:id="39"/>
+        <w:t xml:space="preserve">Two Plate Builders</w:t>
+      </w:r>
+      <w:r>
+        <w:t xml:space="preserve">, not one, work the table from opposite ends.</w:t>
+      </w:r>
+    </w:p>
+    <w:p>
+      <w:pPr>
+        <w:pStyle w:val="FirstParagraph"/>
+      </w:pPr>
+      <w:r>
+        <w:rPr>
+          <w:b/>
+        </w:rPr>
+        <w:t xml:space="preserve">When it happens</w:t>
+      </w:r>
     </w:p>
     <w:p>
       <w:pPr>
@@ -2764,7 +2523,25 @@
         <w:pStyle w:val="Compact"/>
       </w:pPr>
       <w:r>
-        <w:t xml:space="preserve">☐ Floor swept, nothing on it, nothing wet</w:t>
+        <w:t xml:space="preserve">The teacher calls</w:t>
+      </w:r>
+      <w:r>
+        <w:t xml:space="preserve"> </w:t>
+      </w:r>
+      <w:r>
+        <w:t xml:space="preserve">“</w:t>
+      </w:r>
+      <w:r>
+        <w:t xml:space="preserve">plates down at 29</w:t>
+      </w:r>
+      <w:r>
+        <w:t xml:space="preserve">”</w:t>
+      </w:r>
+      <w:r>
+        <w:t xml:space="preserve"> </w:t>
+      </w:r>
+      <w:r>
+        <w:t xml:space="preserve">at minute 24 and again at minute 27.</w:t>
       </w:r>
     </w:p>
     <w:p>
@@ -2776,7 +2553,7 @@
         <w:pStyle w:val="Compact"/>
       </w:pPr>
       <w:r>
-        <w:t xml:space="preserve">☐ Trash bagged, recycling separated</w:t>
+        <w:t xml:space="preserve">At minute 29 plates go down whatever state the dish is in.</w:t>
       </w:r>
     </w:p>
     <w:p>
@@ -2788,26 +2565,303 @@
         <w:pStyle w:val="Compact"/>
       </w:pPr>
       <w:r>
-        <w:t xml:space="preserve">☐ Every tool returned to its labeled place</w:t>
-      </w:r>
+        <w:t xml:space="preserve">A dish that is still not ready gets carried to the tables by its own Head Cook during the eat block.</w:t>
+      </w:r>
+    </w:p>
+    <w:p>
+      <w:pPr>
+        <w:pStyle w:val="FirstParagraph"/>
+      </w:pPr>
+      <w:r>
+        <w:rPr>
+          <w:b/>
+        </w:rPr>
+        <w:t xml:space="preserve">THE RULE: the clock is not negotiable, the presentation is.</w:t>
+      </w:r>
+    </w:p>
+    <w:p>
+      <w:pPr>
+        <w:pStyle w:val="Heading2"/>
+      </w:pPr>
+      <w:bookmarkStart w:id="34" w:name="the-third-thing-and-it-is-the-teacher"/>
+      <w:r>
+        <w:t xml:space="preserve">The third thing, and it is the teacher</w:t>
+      </w:r>
+      <w:bookmarkEnd w:id="34"/>
+    </w:p>
+    <w:p>
+      <w:pPr>
+        <w:pStyle w:val="FirstParagraph"/>
+      </w:pPr>
+      <w:r>
+        <w:t xml:space="preserve">The drain and the oven both need the teacher. If two stations need the teacher at the same minute,</w:t>
+      </w:r>
+      <w:r>
+        <w:t xml:space="preserve"> </w:t>
+      </w:r>
+      <w:r>
+        <w:rPr>
+          <w:b/>
+        </w:rPr>
+        <w:t xml:space="preserve">both wait</w:t>
+      </w:r>
+      <w:r>
+        <w:t xml:space="preserve">. That is why the master flowchart staggers the teacher-call minutes in red. Know your minute. Do not ask early and do not ask late.</w:t>
+      </w:r>
+    </w:p>
+    <w:p>
+      <w:r>
+        <w:br w:type="page"/>
+      </w:r>
+    </w:p>
+    <w:p>
+      <w:pPr>
+        <w:pStyle w:val="Heading1"/>
+      </w:pPr>
+      <w:bookmarkStart w:id="35" w:name="page-4.-the-station-check-sheet"/>
+      <w:r>
+        <w:t xml:space="preserve">Page 4. The Station Check Sheet</w:t>
+      </w:r>
+      <w:bookmarkEnd w:id="35"/>
+    </w:p>
+    <w:p>
+      <w:pPr>
+        <w:pStyle w:val="FirstParagraph"/>
+      </w:pPr>
+      <w:r>
+        <w:t xml:space="preserve">Station: ______ Day: 1 / 2 Date: __________ Station Manager: ______________</w:t>
+      </w:r>
+    </w:p>
+    <w:p>
+      <w:pPr>
+        <w:pStyle w:val="BodyText"/>
+      </w:pPr>
+      <w:r>
+        <w:t xml:space="preserve">The station does not leave until every box is checked and the sheet is signed.</w:t>
+      </w:r>
+    </w:p>
+    <w:p>
+      <w:pPr>
+        <w:pStyle w:val="Heading2"/>
+      </w:pPr>
+      <w:bookmarkStart w:id="36" w:name="zone-1-tables-and-covers"/>
+      <w:r>
+        <w:t xml:space="preserve">Zone 1: Tables and covers</w:t>
+      </w:r>
+      <w:bookmarkEnd w:id="36"/>
     </w:p>
     <w:p>
       <w:pPr>
         <w:numPr>
           <w:ilvl w:val="0"/>
-          <w:numId w:val="1004"/>
+          <w:numId w:val="1005"/>
         </w:numPr>
         <w:pStyle w:val="Compact"/>
       </w:pPr>
       <w:r>
-        <w:t xml:space="preserve">☐ Station bin closed, leftover food labeled and dated or in the trash by the two-hour rule</w:t>
+        <w:t xml:space="preserve">☐ Every plate, fork, cup, and napkin cleared</w:t>
       </w:r>
     </w:p>
     <w:p>
       <w:pPr>
         <w:numPr>
           <w:ilvl w:val="0"/>
-          <w:numId w:val="1004"/>
+          <w:numId w:val="1005"/>
+        </w:numPr>
+        <w:pStyle w:val="Compact"/>
+      </w:pPr>
+      <w:r>
+        <w:t xml:space="preserve">☐ Tables wiped</w:t>
+      </w:r>
+    </w:p>
+    <w:p>
+      <w:pPr>
+        <w:numPr>
+          <w:ilvl w:val="0"/>
+          <w:numId w:val="1005"/>
+        </w:numPr>
+        <w:pStyle w:val="Compact"/>
+      </w:pPr>
+      <w:r>
+        <w:t xml:space="preserve">☐ Chairs in</w:t>
+      </w:r>
+    </w:p>
+    <w:p>
+      <w:pPr>
+        <w:pStyle w:val="Heading2"/>
+      </w:pPr>
+      <w:bookmarkStart w:id="37" w:name="zone-2-sink-and-dishes"/>
+      <w:r>
+        <w:t xml:space="preserve">Zone 2: Sink and dishes</w:t>
+      </w:r>
+      <w:bookmarkEnd w:id="37"/>
+    </w:p>
+    <w:p>
+      <w:pPr>
+        <w:numPr>
+          <w:ilvl w:val="0"/>
+          <w:numId w:val="1006"/>
+        </w:numPr>
+        <w:pStyle w:val="Compact"/>
+      </w:pPr>
+      <w:r>
+        <w:t xml:space="preserve">☐ Pots, pans, and bowls washed or rinsed and stacked</w:t>
+      </w:r>
+    </w:p>
+    <w:p>
+      <w:pPr>
+        <w:numPr>
+          <w:ilvl w:val="0"/>
+          <w:numId w:val="1006"/>
+        </w:numPr>
+        <w:pStyle w:val="Compact"/>
+      </w:pPr>
+      <w:r>
+        <w:t xml:space="preserve">☐ Utensils washed</w:t>
+      </w:r>
+    </w:p>
+    <w:p>
+      <w:pPr>
+        <w:numPr>
+          <w:ilvl w:val="0"/>
+          <w:numId w:val="1006"/>
+        </w:numPr>
+        <w:pStyle w:val="Compact"/>
+      </w:pPr>
+      <w:r>
+        <w:t xml:space="preserve">☐ Sink wiped, no standing water, no food in the drain</w:t>
+      </w:r>
+    </w:p>
+    <w:p>
+      <w:pPr>
+        <w:pStyle w:val="Heading2"/>
+      </w:pPr>
+      <w:bookmarkStart w:id="38" w:name="zone-3-surfaces-stove-and-oven-area"/>
+      <w:r>
+        <w:t xml:space="preserve">Zone 3: Surfaces, stove, and oven area</w:t>
+      </w:r>
+      <w:bookmarkEnd w:id="38"/>
+    </w:p>
+    <w:p>
+      <w:pPr>
+        <w:numPr>
+          <w:ilvl w:val="0"/>
+          <w:numId w:val="1007"/>
+        </w:numPr>
+        <w:pStyle w:val="Compact"/>
+      </w:pPr>
+      <w:r>
+        <w:t xml:space="preserve">☐ Counters sanitized</w:t>
+      </w:r>
+    </w:p>
+    <w:p>
+      <w:pPr>
+        <w:numPr>
+          <w:ilvl w:val="0"/>
+          <w:numId w:val="1007"/>
+        </w:numPr>
+        <w:pStyle w:val="Compact"/>
+      </w:pPr>
+      <w:r>
+        <w:t xml:space="preserve">☐ Stovetop wiped</w:t>
+      </w:r>
+    </w:p>
+    <w:p>
+      <w:pPr>
+        <w:numPr>
+          <w:ilvl w:val="0"/>
+          <w:numId w:val="1007"/>
+        </w:numPr>
+        <w:pStyle w:val="Compact"/>
+      </w:pPr>
+      <w:r>
+        <w:t xml:space="preserve">☐</w:t>
+      </w:r>
+      <w:r>
+        <w:t xml:space="preserve"> </w:t>
+      </w:r>
+      <w:r>
+        <w:rPr>
+          <w:b/>
+        </w:rPr>
+        <w:t xml:space="preserve">Every burner OFF, confirmed by the Station Manager AND by the teacher</w:t>
+      </w:r>
+    </w:p>
+    <w:p>
+      <w:pPr>
+        <w:numPr>
+          <w:ilvl w:val="0"/>
+          <w:numId w:val="1007"/>
+        </w:numPr>
+        <w:pStyle w:val="Compact"/>
+      </w:pPr>
+      <w:r>
+        <w:t xml:space="preserve">☐ Oven off, oven area wiped, nothing left inside</w:t>
+      </w:r>
+    </w:p>
+    <w:p>
+      <w:pPr>
+        <w:pStyle w:val="Heading2"/>
+      </w:pPr>
+      <w:bookmarkStart w:id="39" w:name="zone-4-floor-trash-recycling-tools"/>
+      <w:r>
+        <w:t xml:space="preserve">Zone 4: Floor, trash, recycling, tools</w:t>
+      </w:r>
+      <w:bookmarkEnd w:id="39"/>
+    </w:p>
+    <w:p>
+      <w:pPr>
+        <w:numPr>
+          <w:ilvl w:val="0"/>
+          <w:numId w:val="1008"/>
+        </w:numPr>
+        <w:pStyle w:val="Compact"/>
+      </w:pPr>
+      <w:r>
+        <w:t xml:space="preserve">☐ Floor swept, nothing on it, nothing wet</w:t>
+      </w:r>
+    </w:p>
+    <w:p>
+      <w:pPr>
+        <w:numPr>
+          <w:ilvl w:val="0"/>
+          <w:numId w:val="1008"/>
+        </w:numPr>
+        <w:pStyle w:val="Compact"/>
+      </w:pPr>
+      <w:r>
+        <w:t xml:space="preserve">☐ Trash bagged, recycling separated</w:t>
+      </w:r>
+    </w:p>
+    <w:p>
+      <w:pPr>
+        <w:numPr>
+          <w:ilvl w:val="0"/>
+          <w:numId w:val="1008"/>
+        </w:numPr>
+        <w:pStyle w:val="Compact"/>
+      </w:pPr>
+      <w:r>
+        <w:t xml:space="preserve">☐ Every tool returned to its labeled place</w:t>
+      </w:r>
+    </w:p>
+    <w:p>
+      <w:pPr>
+        <w:numPr>
+          <w:ilvl w:val="0"/>
+          <w:numId w:val="1008"/>
+        </w:numPr>
+        <w:pStyle w:val="Compact"/>
+      </w:pPr>
+      <w:r>
+        <w:t xml:space="preserve">☐ Station bin closed, leftover food labeled and dated or in the trash by the two-hour rule</w:t>
+      </w:r>
+    </w:p>
+    <w:p>
+      <w:pPr>
+        <w:numPr>
+          <w:ilvl w:val="0"/>
+          <w:numId w:val="1008"/>
         </w:numPr>
         <w:pStyle w:val="Compact"/>
       </w:pPr>
@@ -3502,7 +3556,7 @@
       <w:pPr>
         <w:numPr>
           <w:ilvl w:val="0"/>
-          <w:numId w:val="1005"/>
+          <w:numId w:val="1009"/>
         </w:numPr>
         <w:pStyle w:val="Compact"/>
       </w:pPr>
@@ -3523,7 +3577,7 @@
       <w:pPr>
         <w:numPr>
           <w:ilvl w:val="0"/>
-          <w:numId w:val="1005"/>
+          <w:numId w:val="1009"/>
         </w:numPr>
         <w:pStyle w:val="Compact"/>
       </w:pPr>
@@ -3535,7 +3589,7 @@
       <w:pPr>
         <w:numPr>
           <w:ilvl w:val="0"/>
-          <w:numId w:val="1005"/>
+          <w:numId w:val="1009"/>
         </w:numPr>
         <w:pStyle w:val="Compact"/>
       </w:pPr>
@@ -3547,7 +3601,7 @@
       <w:pPr>
         <w:numPr>
           <w:ilvl w:val="0"/>
-          <w:numId w:val="1005"/>
+          <w:numId w:val="1009"/>
         </w:numPr>
         <w:pStyle w:val="Compact"/>
       </w:pPr>
@@ -3559,7 +3613,7 @@
       <w:pPr>
         <w:numPr>
           <w:ilvl w:val="0"/>
-          <w:numId w:val="1005"/>
+          <w:numId w:val="1009"/>
         </w:numPr>
         <w:pStyle w:val="Compact"/>
       </w:pPr>
@@ -3571,7 +3625,7 @@
       <w:pPr>
         <w:numPr>
           <w:ilvl w:val="0"/>
-          <w:numId w:val="1005"/>
+          <w:numId w:val="1009"/>
         </w:numPr>
         <w:pStyle w:val="Compact"/>
       </w:pPr>
@@ -3583,7 +3637,7 @@
       <w:pPr>
         <w:numPr>
           <w:ilvl w:val="0"/>
-          <w:numId w:val="1005"/>
+          <w:numId w:val="1009"/>
         </w:numPr>
         <w:pStyle w:val="Compact"/>
       </w:pPr>
@@ -3610,7 +3664,7 @@
       <w:pPr>
         <w:numPr>
           <w:ilvl w:val="0"/>
-          <w:numId w:val="1005"/>
+          <w:numId w:val="1009"/>
         </w:numPr>
         <w:pStyle w:val="Compact"/>
       </w:pPr>
@@ -3625,7 +3679,7 @@
       <w:pPr>
         <w:numPr>
           <w:ilvl w:val="0"/>
-          <w:numId w:val="1005"/>
+          <w:numId w:val="1009"/>
         </w:numPr>
         <w:pStyle w:val="Compact"/>
       </w:pPr>
@@ -3640,7 +3694,7 @@
       <w:pPr>
         <w:numPr>
           <w:ilvl w:val="0"/>
-          <w:numId w:val="1005"/>
+          <w:numId w:val="1009"/>
         </w:numPr>
         <w:pStyle w:val="Compact"/>
       </w:pPr>
@@ -3936,6 +3990,118 @@
       </w:pPr>
     </w:lvl>
   </w:abstractNum>
+  <w:abstractNum w:abstractNumId="99411">
+    <w:nsid w:val="71315dca"/>
+    <w:multiLevelType w:val="multilevel"/>
+    <w:lvl w:ilvl="0">
+      <w:start w:val="1"/>
+      <w:numFmt w:val="decimal"/>
+      <w:lvlText w:val="%1."/>
+      <w:lvlJc w:val="left"/>
+      <w:pPr>
+        <w:tabs>
+          <w:tab w:val="num" w:pos="0"/>
+        </w:tabs>
+        <w:ind w:left="480" w:hanging="480"/>
+      </w:pPr>
+    </w:lvl>
+    <w:lvl w:ilvl="1">
+      <w:start w:val="1"/>
+      <w:numFmt w:val="decimal"/>
+      <w:lvlText w:val="%2."/>
+      <w:lvlJc w:val="left"/>
+      <w:pPr>
+        <w:tabs>
+          <w:tab w:val="num" w:pos="720"/>
+        </w:tabs>
+        <w:ind w:left="1200" w:hanging="480"/>
+      </w:pPr>
+    </w:lvl>
+    <w:lvl w:ilvl="2">
+      <w:start w:val="1"/>
+      <w:numFmt w:val="decimal"/>
+      <w:lvlText w:val="%3."/>
+      <w:lvlJc w:val="left"/>
+      <w:pPr>
+        <w:tabs>
+          <w:tab w:val="num" w:pos="1440"/>
+        </w:tabs>
+        <w:ind w:left="1920" w:hanging="480"/>
+      </w:pPr>
+    </w:lvl>
+    <w:lvl w:ilvl="3">
+      <w:start w:val="1"/>
+      <w:numFmt w:val="decimal"/>
+      <w:lvlText w:val="%4."/>
+      <w:lvlJc w:val="left"/>
+      <w:pPr>
+        <w:tabs>
+          <w:tab w:val="num" w:pos="2160"/>
+        </w:tabs>
+        <w:ind w:left="2640" w:hanging="480"/>
+      </w:pPr>
+    </w:lvl>
+    <w:lvl w:ilvl="4">
+      <w:start w:val="1"/>
+      <w:numFmt w:val="decimal"/>
+      <w:lvlText w:val="%5."/>
+      <w:lvlJc w:val="left"/>
+      <w:pPr>
+        <w:tabs>
+          <w:tab w:val="num" w:pos="2880"/>
+        </w:tabs>
+        <w:ind w:left="3360" w:hanging="480"/>
+      </w:pPr>
+    </w:lvl>
+    <w:lvl w:ilvl="5">
+      <w:start w:val="1"/>
+      <w:numFmt w:val="decimal"/>
+      <w:lvlText w:val="%6."/>
+      <w:lvlJc w:val="left"/>
+      <w:pPr>
+        <w:tabs>
+          <w:tab w:val="num" w:pos="3600"/>
+        </w:tabs>
+        <w:ind w:left="4080" w:hanging="480"/>
+      </w:pPr>
+    </w:lvl>
+    <w:lvl w:ilvl="6">
+      <w:start w:val="1"/>
+      <w:numFmt w:val="decimal"/>
+      <w:lvlText w:val="%7."/>
+      <w:lvlJc w:val="left"/>
+      <w:pPr>
+        <w:tabs>
+          <w:tab w:val="num" w:pos="4320"/>
+        </w:tabs>
+        <w:ind w:left="4800" w:hanging="480"/>
+      </w:pPr>
+    </w:lvl>
+    <w:lvl w:ilvl="7">
+      <w:start w:val="1"/>
+      <w:numFmt w:val="decimal"/>
+      <w:lvlText w:val="%8."/>
+      <w:lvlJc w:val="left"/>
+      <w:pPr>
+        <w:tabs>
+          <w:tab w:val="num" w:pos="5040"/>
+        </w:tabs>
+        <w:ind w:left="5520" w:hanging="480"/>
+      </w:pPr>
+    </w:lvl>
+    <w:lvl w:ilvl="8">
+      <w:start w:val="1"/>
+      <w:numFmt w:val="decimal"/>
+      <w:lvlText w:val="%9."/>
+      <w:lvlJc w:val="left"/>
+      <w:pPr>
+        <w:tabs>
+          <w:tab w:val="num" w:pos="5760"/>
+        </w:tabs>
+        <w:ind w:left="6240" w:hanging="480"/>
+      </w:pPr>
+    </w:lvl>
+  </w:abstractNum>
   <w:num w:numId="1000">
     <w:abstractNumId w:val="990"/>
   </w:num>
@@ -3943,7 +4109,34 @@
     <w:abstractNumId w:val="991"/>
   </w:num>
   <w:num w:numId="1002">
-    <w:abstractNumId w:val="991"/>
+    <w:abstractNumId w:val="99411"/>
+    <w:lvlOverride w:ilvl="0">
+      <w:startOverride w:val="1"/>
+    </w:lvlOverride>
+    <w:lvlOverride w:ilvl="1">
+      <w:startOverride w:val="1"/>
+    </w:lvlOverride>
+    <w:lvlOverride w:ilvl="2">
+      <w:startOverride w:val="1"/>
+    </w:lvlOverride>
+    <w:lvlOverride w:ilvl="3">
+      <w:startOverride w:val="1"/>
+    </w:lvlOverride>
+    <w:lvlOverride w:ilvl="4">
+      <w:startOverride w:val="1"/>
+    </w:lvlOverride>
+    <w:lvlOverride w:ilvl="5">
+      <w:startOverride w:val="1"/>
+    </w:lvlOverride>
+    <w:lvlOverride w:ilvl="6">
+      <w:startOverride w:val="1"/>
+    </w:lvlOverride>
+    <w:lvlOverride w:ilvl="7">
+      <w:startOverride w:val="1"/>
+    </w:lvlOverride>
+    <w:lvlOverride w:ilvl="8">
+      <w:startOverride w:val="1"/>
+    </w:lvlOverride>
   </w:num>
   <w:num w:numId="1003">
     <w:abstractNumId w:val="991"/>
@@ -3952,6 +4145,18 @@
     <w:abstractNumId w:val="991"/>
   </w:num>
   <w:num w:numId="1005">
+    <w:abstractNumId w:val="991"/>
+  </w:num>
+  <w:num w:numId="1006">
+    <w:abstractNumId w:val="991"/>
+  </w:num>
+  <w:num w:numId="1007">
+    <w:abstractNumId w:val="991"/>
+  </w:num>
+  <w:num w:numId="1008">
+    <w:abstractNumId w:val="991"/>
+  </w:num>
+  <w:num w:numId="1009">
     <w:abstractNumId w:val="991"/>
   </w:num>
 </w:numbering>

--- a/downloads/teacher/05 Materials/Unit 06/Handouts/Handout 06.16 - Cook Day Duty List and Pre-Flight Check.docx
+++ b/downloads/teacher/05 Materials/Unit 06/Handouts/Handout 06.16 - Cook Day Duty List and Pre-Flight Check.docx
@@ -3658,51 +3658,6 @@
       </w:r>
       <w:r>
         <w:t xml:space="preserve">before the period. Do not write a new lab rubric.</w:t>
-      </w:r>
-    </w:p>
-    <w:p>
-      <w:pPr>
-        <w:numPr>
-          <w:ilvl w:val="0"/>
-          <w:numId w:val="1009"/>
-        </w:numPr>
-        <w:pStyle w:val="Compact"/>
-      </w:pPr>
-      <w:r>
-        <w:rPr>
-          <w:b/>
-        </w:rPr>
-        <w:t xml:space="preserve">[Sal: time one full pot on your own stove the week before. If it takes eleven minutes to boil, the flowchart blocks shift and the students should be told the real number in Lesson 6.14, not discover it on cook day. Write your number here: ______ minutes.]</w:t>
-      </w:r>
-    </w:p>
-    <w:p>
-      <w:pPr>
-        <w:numPr>
-          <w:ilvl w:val="0"/>
-          <w:numId w:val="1009"/>
-        </w:numPr>
-        <w:pStyle w:val="Compact"/>
-      </w:pPr>
-      <w:r>
-        <w:rPr>
-          <w:b/>
-        </w:rPr>
-        <w:t xml:space="preserve">[Sal: keep two shelf-stable alternates in the desk for this unit, one nut-free and one dairy-free, so nobody sits with an empty plate.]</w:t>
-      </w:r>
-    </w:p>
-    <w:p>
-      <w:pPr>
-        <w:numPr>
-          <w:ilvl w:val="0"/>
-          <w:numId w:val="1009"/>
-        </w:numPr>
-        <w:pStyle w:val="Compact"/>
-      </w:pPr>
-      <w:r>
-        <w:rPr>
-          <w:b/>
-        </w:rPr>
-        <w:t xml:space="preserve">[Sal: your own master flowchart is for a 50-minute period and gave Kitchen 4 support duty after its bread went in the oven. This version is 40 minutes, which means the cook window is minutes 10 to 28 and the eat window is 29 to 34. Confirm those numbers against your room before Lesson 6.14.]</w:t>
       </w:r>
     </w:p>
     <w:sectPr>
